--- a/Articles/2026/4_Blender_Tips_and_Tricks/18_Creating_a_Collection/No Images Creating a Collection.docx
+++ b/Articles/2026/4_Blender_Tips_and_Tricks/18_Creating_a_Collection/No Images Creating a Collection.docx
@@ -17,23 +17,58 @@
     </w:p>
     <w:p>
       <w:pPr>
-        <w:pStyle w:val="BoldRed"/>
+        <w:pStyle w:val="BlueBolden"/>
       </w:pPr>
       <w:r>
         <w:t>1</w:t>
       </w:r>
     </w:p>
     <w:p>
+      <w:pPr>
+        <w:pStyle w:val="BlueBolden"/>
+        <w:rPr>
+          <w:rFonts w:asciiTheme="minorHAnsi" w:eastAsiaTheme="minorHAnsi" w:hAnsiTheme="minorHAnsi" w:cstheme="minorBidi"/>
+          <w:b w:val="0"/>
+          <w:bCs w:val="0"/>
+          <w:color w:val="auto"/>
+          <w:sz w:val="22"/>
+          <w:szCs w:val="22"/>
+        </w:rPr>
+      </w:pPr>
       <w:r>
-        <w:t>Collections are a way in which you can organize all of your objects in the outliner. Sometimes Blender will create the collection for you. But you are also able to create your own custom collections.</w:t>
+        <w:rPr>
+          <w:rFonts w:asciiTheme="minorHAnsi" w:eastAsiaTheme="minorHAnsi" w:hAnsiTheme="minorHAnsi" w:cstheme="minorBidi"/>
+          <w:b w:val="0"/>
+          <w:bCs w:val="0"/>
+          <w:color w:val="auto"/>
+          <w:sz w:val="22"/>
+          <w:szCs w:val="22"/>
+        </w:rPr>
+        <w:t>Collections are a way to organize your objects in the Outliner. Sometimes Blender will create a Collection for you, but you can also create your own custom Collections.</w:t>
       </w:r>
     </w:p>
     <w:p>
+      <w:pPr>
+        <w:pStyle w:val="BlueBolden"/>
+        <w:rPr>
+          <w:rFonts w:asciiTheme="minorHAnsi" w:eastAsiaTheme="minorHAnsi" w:hAnsiTheme="minorHAnsi" w:cstheme="minorBidi"/>
+          <w:b w:val="0"/>
+          <w:bCs w:val="0"/>
+          <w:color w:val="auto"/>
+          <w:sz w:val="22"/>
+          <w:szCs w:val="22"/>
+        </w:rPr>
+      </w:pPr>
       <w:r>
-        <w:t xml:space="preserve">Your Scene Collection in the outliner will start out as simple as this. But we can add a collection to this list. </w:t>
-      </w:r>
-      <w:r>
-        <w:t>Just click that little folder at the top right of the outliner to start.</w:t>
+        <w:rPr>
+          <w:rFonts w:asciiTheme="minorHAnsi" w:eastAsiaTheme="minorHAnsi" w:hAnsiTheme="minorHAnsi" w:cstheme="minorBidi"/>
+          <w:b w:val="0"/>
+          <w:bCs w:val="0"/>
+          <w:color w:val="auto"/>
+          <w:sz w:val="22"/>
+          <w:szCs w:val="22"/>
+        </w:rPr>
+        <w:t>Your Scene Collection in the outliner will start out as simple as this. But we can add a collection to this list. Just click that little folder at the top right of the outliner to start.</w:t>
       </w:r>
     </w:p>
     <w:p>
@@ -44,7 +79,6 @@
         <w:t>2</w:t>
       </w:r>
     </w:p>
-    <w:p/>
     <w:p>
       <w:pPr>
         <w:pStyle w:val="Heading1"/>
@@ -55,18 +89,14 @@
     </w:p>
     <w:p>
       <w:r>
-        <w:t xml:space="preserve"> A collection can hold just about anything that you want to keep together in a group It is really quite easy to create your own collections. Just click on this little folder over the Outliner to add a new Collection</w:t>
-      </w:r>
-      <w:r>
-        <w:t>.</w:t>
+        <w:t>A Collection can hold just about anything you want to keep together in a group. It is really quite easy to create your own Collections.</w:t>
       </w:r>
     </w:p>
     <w:p>
       <w:r>
-        <w:t>Add the new name for your collection here.</w:t>
+        <w:t>Just click on this little folder over the Outliner to add a new Collection.</w:t>
       </w:r>
     </w:p>
-    <w:p/>
     <w:p>
       <w:pPr>
         <w:pStyle w:val="BlueBolden"/>
@@ -75,63 +105,7 @@
         <w:t>3</w:t>
       </w:r>
     </w:p>
-    <w:p>
-      <w:r>
-        <w:rPr>
-          <w:noProof/>
-        </w:rPr>
-        <w:lastRenderedPageBreak/>
-        <w:drawing>
-          <wp:inline distT="0" distB="0" distL="0" distR="0" wp14:anchorId="58FBAB8F" wp14:editId="2B6FA3B1">
-            <wp:extent cx="5943600" cy="3400425"/>
-            <wp:effectExtent l="76200" t="76200" r="133350" b="142875"/>
-            <wp:docPr id="1730708727" name="Picture 1"/>
-            <wp:cNvGraphicFramePr>
-              <a:graphicFrameLocks xmlns:a="http://schemas.openxmlformats.org/drawingml/2006/main" noChangeAspect="1"/>
-            </wp:cNvGraphicFramePr>
-            <a:graphic xmlns:a="http://schemas.openxmlformats.org/drawingml/2006/main">
-              <a:graphicData uri="http://schemas.openxmlformats.org/drawingml/2006/picture">
-                <pic:pic xmlns:pic="http://schemas.openxmlformats.org/drawingml/2006/picture">
-                  <pic:nvPicPr>
-                    <pic:cNvPr id="1730708727" name=""/>
-                    <pic:cNvPicPr/>
-                  </pic:nvPicPr>
-                  <pic:blipFill>
-                    <a:blip r:embed="rId5"/>
-                    <a:stretch>
-                      <a:fillRect/>
-                    </a:stretch>
-                  </pic:blipFill>
-                  <pic:spPr>
-                    <a:xfrm>
-                      <a:off x="0" y="0"/>
-                      <a:ext cx="5943600" cy="3400425"/>
-                    </a:xfrm>
-                    <a:prstGeom prst="rect">
-                      <a:avLst/>
-                    </a:prstGeom>
-                    <a:ln w="38100" cap="sq">
-                      <a:solidFill>
-                        <a:srgbClr val="000000"/>
-                      </a:solidFill>
-                      <a:prstDash val="solid"/>
-                      <a:miter lim="800000"/>
-                    </a:ln>
-                    <a:effectLst>
-                      <a:outerShdw blurRad="50800" dist="38100" dir="2700000" algn="tl" rotWithShape="0">
-                        <a:srgbClr val="000000">
-                          <a:alpha val="43000"/>
-                        </a:srgbClr>
-                      </a:outerShdw>
-                    </a:effectLst>
-                  </pic:spPr>
-                </pic:pic>
-              </a:graphicData>
-            </a:graphic>
-          </wp:inline>
-        </w:drawing>
-      </w:r>
-    </w:p>
+    <w:p/>
     <w:p/>
     <w:p/>
     <w:p/>
